--- a/BDR practica querys2.docx
+++ b/BDR practica querys2.docx
@@ -9,6 +9,10 @@
     </w:p>
     <w:p>
       <w:r>
+        <w:rPr>
+          <w:noProof/>
+          <w:lang w:eastAsia="es-MX"/>
+        </w:rPr>
         <w:drawing>
           <wp:inline distT="0" distB="0" distL="0" distR="0" wp14:anchorId="7D4AEC28" wp14:editId="45CA623E">
             <wp:extent cx="5612130" cy="3278505"/>
@@ -46,8 +50,25 @@
         </w:drawing>
       </w:r>
     </w:p>
-    <w:p>
-      <w:r>
+    <w:p/>
+    <w:p/>
+    <w:p/>
+    <w:p/>
+    <w:p/>
+    <w:p/>
+    <w:p/>
+    <w:p/>
+    <w:p/>
+    <w:p/>
+    <w:p/>
+    <w:p/>
+    <w:p/>
+    <w:p/>
+    <w:p/>
+    <w:p/>
+    <w:p>
+      <w:r>
+        <w:lastRenderedPageBreak/>
         <w:t xml:space="preserve">Mostrar las películas ordenadas de mayor a menor </w:t>
       </w:r>
       <w:r>
@@ -56,7 +77,10 @@
     </w:p>
     <w:p>
       <w:r>
-        <w:lastRenderedPageBreak/>
+        <w:rPr>
+          <w:noProof/>
+          <w:lang w:eastAsia="es-MX"/>
+        </w:rPr>
         <w:drawing>
           <wp:inline distT="0" distB="0" distL="0" distR="0" wp14:anchorId="324B6BDB" wp14:editId="313DCCF0">
             <wp:extent cx="5612130" cy="7355840"/>
@@ -94,8 +118,11 @@
         </w:drawing>
       </w:r>
     </w:p>
-    <w:p>
-      <w:r>
+    <w:p/>
+    <w:p/>
+    <w:p>
+      <w:r>
+        <w:lastRenderedPageBreak/>
         <w:t>Mostrar las películas que pertenecen a la categoría “</w:t>
       </w:r>
       <w:proofErr w:type="spellStart"/>
@@ -109,7 +136,10 @@
     </w:p>
     <w:p>
       <w:r>
-        <w:lastRenderedPageBreak/>
+        <w:rPr>
+          <w:noProof/>
+          <w:lang w:eastAsia="es-MX"/>
+        </w:rPr>
         <w:drawing>
           <wp:inline distT="0" distB="0" distL="0" distR="0" wp14:anchorId="32A7DCD9" wp14:editId="0A688CA6">
             <wp:extent cx="5612130" cy="3686175"/>
@@ -154,6 +184,10 @@
     </w:p>
     <w:p>
       <w:r>
+        <w:rPr>
+          <w:noProof/>
+          <w:lang w:eastAsia="es-MX"/>
+        </w:rPr>
         <w:drawing>
           <wp:inline distT="0" distB="0" distL="0" distR="0" wp14:anchorId="7F4B4609" wp14:editId="75F02CBB">
             <wp:extent cx="5612130" cy="3376295"/>
@@ -191,18 +225,23 @@
         </w:drawing>
       </w:r>
     </w:p>
-    <w:p>
-      <w:r>
+    <w:p/>
+    <w:p>
+      <w:r>
+        <w:lastRenderedPageBreak/>
         <w:t>Mostrar los pagos realizados por los clientes</w:t>
       </w:r>
     </w:p>
     <w:p>
       <w:r>
-        <w:lastRenderedPageBreak/>
+        <w:rPr>
+          <w:noProof/>
+          <w:lang w:eastAsia="es-MX"/>
+        </w:rPr>
         <w:drawing>
           <wp:inline distT="0" distB="0" distL="0" distR="0" wp14:anchorId="497A2F0D" wp14:editId="12746E2C">
-            <wp:extent cx="5612130" cy="4017010"/>
-            <wp:effectExtent l="0" t="0" r="7620" b="2540"/>
+            <wp:extent cx="6153150" cy="4404257"/>
+            <wp:effectExtent l="0" t="0" r="0" b="0"/>
             <wp:docPr id="5" name="Imagen 5"/>
             <wp:cNvGraphicFramePr>
               <a:graphicFrameLocks xmlns:a="http://schemas.openxmlformats.org/drawingml/2006/main" noChangeAspect="1"/>
@@ -223,7 +262,7 @@
                   <pic:spPr>
                     <a:xfrm>
                       <a:off x="0" y="0"/>
-                      <a:ext cx="5612130" cy="4017010"/>
+                      <a:ext cx="6160692" cy="4409656"/>
                     </a:xfrm>
                     <a:prstGeom prst="rect">
                       <a:avLst/>
@@ -236,13 +275,30 @@
         </w:drawing>
       </w:r>
     </w:p>
-    <w:p>
-      <w:r>
+    <w:p/>
+    <w:p/>
+    <w:p/>
+    <w:p/>
+    <w:p/>
+    <w:p/>
+    <w:p/>
+    <w:p/>
+    <w:p/>
+    <w:p/>
+    <w:p/>
+    <w:p/>
+    <w:p>
+      <w:r>
+        <w:lastRenderedPageBreak/>
         <w:t>Cantidad de gastado de cada cliente</w:t>
       </w:r>
     </w:p>
     <w:p>
       <w:r>
+        <w:rPr>
+          <w:noProof/>
+          <w:lang w:eastAsia="es-MX"/>
+        </w:rPr>
         <w:drawing>
           <wp:inline distT="0" distB="0" distL="0" distR="0" wp14:anchorId="07984656" wp14:editId="100C14DB">
             <wp:extent cx="5612130" cy="3383280"/>
@@ -278,6 +334,116 @@
             </a:graphic>
           </wp:inline>
         </w:drawing>
+      </w:r>
+    </w:p>
+    <w:p>
+      <w:r>
+        <w:t>Mostrar cuantos clientes hay por tienda</w:t>
+      </w:r>
+    </w:p>
+    <w:p>
+      <w:r>
+        <w:drawing>
+          <wp:inline distT="0" distB="0" distL="0" distR="0" wp14:anchorId="4EC09711" wp14:editId="40B79FD9">
+            <wp:extent cx="5612130" cy="1645920"/>
+            <wp:effectExtent l="0" t="0" r="7620" b="0"/>
+            <wp:docPr id="9" name="Imagen 9"/>
+            <wp:cNvGraphicFramePr>
+              <a:graphicFrameLocks xmlns:a="http://schemas.openxmlformats.org/drawingml/2006/main" noChangeAspect="1"/>
+            </wp:cNvGraphicFramePr>
+            <a:graphic xmlns:a="http://schemas.openxmlformats.org/drawingml/2006/main">
+              <a:graphicData uri="http://schemas.openxmlformats.org/drawingml/2006/picture">
+                <pic:pic xmlns:pic="http://schemas.openxmlformats.org/drawingml/2006/picture">
+                  <pic:nvPicPr>
+                    <pic:cNvPr id="1" name=""/>
+                    <pic:cNvPicPr/>
+                  </pic:nvPicPr>
+                  <pic:blipFill>
+                    <a:blip r:embed="rId10"/>
+                    <a:stretch>
+                      <a:fillRect/>
+                    </a:stretch>
+                  </pic:blipFill>
+                  <pic:spPr>
+                    <a:xfrm>
+                      <a:off x="0" y="0"/>
+                      <a:ext cx="5612130" cy="1645920"/>
+                    </a:xfrm>
+                    <a:prstGeom prst="rect">
+                      <a:avLst/>
+                    </a:prstGeom>
+                  </pic:spPr>
+                </pic:pic>
+              </a:graphicData>
+            </a:graphic>
+          </wp:inline>
+        </w:drawing>
+      </w:r>
+    </w:p>
+    <w:p/>
+    <w:p/>
+    <w:p/>
+    <w:p/>
+    <w:p/>
+    <w:p/>
+    <w:p/>
+    <w:p/>
+    <w:p>
+      <w:r>
+        <w:lastRenderedPageBreak/>
+        <w:t>Contar cuantos actores hay en cada película</w:t>
+      </w:r>
+    </w:p>
+    <w:p>
+      <w:r>
+        <w:drawing>
+          <wp:inline distT="0" distB="0" distL="0" distR="0" wp14:anchorId="12FF8631" wp14:editId="62F25C58">
+            <wp:extent cx="5612130" cy="2783205"/>
+            <wp:effectExtent l="0" t="0" r="7620" b="0"/>
+            <wp:docPr id="8" name="Imagen 8"/>
+            <wp:cNvGraphicFramePr>
+              <a:graphicFrameLocks xmlns:a="http://schemas.openxmlformats.org/drawingml/2006/main" noChangeAspect="1"/>
+            </wp:cNvGraphicFramePr>
+            <a:graphic xmlns:a="http://schemas.openxmlformats.org/drawingml/2006/main">
+              <a:graphicData uri="http://schemas.openxmlformats.org/drawingml/2006/picture">
+                <pic:pic xmlns:pic="http://schemas.openxmlformats.org/drawingml/2006/picture">
+                  <pic:nvPicPr>
+                    <pic:cNvPr id="1" name=""/>
+                    <pic:cNvPicPr/>
+                  </pic:nvPicPr>
+                  <pic:blipFill>
+                    <a:blip r:embed="rId11"/>
+                    <a:stretch>
+                      <a:fillRect/>
+                    </a:stretch>
+                  </pic:blipFill>
+                  <pic:spPr>
+                    <a:xfrm>
+                      <a:off x="0" y="0"/>
+                      <a:ext cx="5612130" cy="2783205"/>
+                    </a:xfrm>
+                    <a:prstGeom prst="rect">
+                      <a:avLst/>
+                    </a:prstGeom>
+                  </pic:spPr>
+                </pic:pic>
+              </a:graphicData>
+            </a:graphic>
+          </wp:inline>
+        </w:drawing>
+      </w:r>
+    </w:p>
+    <w:p>
+      <w:r>
+        <w:t xml:space="preserve">Mostrar las 5 </w:t>
+      </w:r>
+      <w:proofErr w:type="spellStart"/>
+      <w:r>
+        <w:t>peliculas</w:t>
+      </w:r>
+      <w:proofErr w:type="spellEnd"/>
+      <w:r>
+        <w:t xml:space="preserve"> mas rentadas</w:t>
       </w:r>
       <w:bookmarkStart w:id="0" w:name="_GoBack"/>
       <w:bookmarkEnd w:id="0"/>

--- a/BDR practica querys2.docx
+++ b/BDR practica querys2.docx
@@ -1,6 +1,6 @@
 
 <file path=word/document.xml><?xml version="1.0" encoding="utf-8"?>
-<w:document xmlns:wpc="http://schemas.microsoft.com/office/word/2010/wordprocessingCanvas" xmlns:cx="http://schemas.microsoft.com/office/drawing/2014/chartex" xmlns:mc="http://schemas.openxmlformats.org/markup-compatibility/2006" xmlns:o="urn:schemas-microsoft-com:office:office" xmlns:r="http://schemas.openxmlformats.org/officeDocument/2006/relationships" xmlns:m="http://schemas.openxmlformats.org/officeDocument/2006/math" xmlns:v="urn:schemas-microsoft-com:vml" xmlns:wp14="http://schemas.microsoft.com/office/word/2010/wordprocessingDrawing" xmlns:wp="http://schemas.openxmlformats.org/drawingml/2006/wordprocessingDrawing" xmlns:w10="urn:schemas-microsoft-com:office:word" xmlns:w="http://schemas.openxmlformats.org/wordprocessingml/2006/main" xmlns:w14="http://schemas.microsoft.com/office/word/2010/wordml" xmlns:w15="http://schemas.microsoft.com/office/word/2012/wordml" xmlns:w16se="http://schemas.microsoft.com/office/word/2015/wordml/symex" xmlns:wpg="http://schemas.microsoft.com/office/word/2010/wordprocessingGroup" xmlns:wpi="http://schemas.microsoft.com/office/word/2010/wordprocessingInk" xmlns:wne="http://schemas.microsoft.com/office/word/2006/wordml" xmlns:wps="http://schemas.microsoft.com/office/word/2010/wordprocessingShape" mc:Ignorable="w14 w15 w16se wp14">
+<w:document xmlns:wpc="http://schemas.microsoft.com/office/word/2010/wordprocessingCanvas" xmlns:cx="http://schemas.microsoft.com/office/drawing/2014/chartex" xmlns:cx1="http://schemas.microsoft.com/office/drawing/2015/9/8/chartex" xmlns:cx2="http://schemas.microsoft.com/office/drawing/2015/10/21/chartex" xmlns:cx3="http://schemas.microsoft.com/office/drawing/2016/5/9/chartex" xmlns:cx4="http://schemas.microsoft.com/office/drawing/2016/5/10/chartex" xmlns:cx5="http://schemas.microsoft.com/office/drawing/2016/5/11/chartex" xmlns:cx6="http://schemas.microsoft.com/office/drawing/2016/5/12/chartex" xmlns:cx7="http://schemas.microsoft.com/office/drawing/2016/5/13/chartex" xmlns:cx8="http://schemas.microsoft.com/office/drawing/2016/5/14/chartex" xmlns:mc="http://schemas.openxmlformats.org/markup-compatibility/2006" xmlns:aink="http://schemas.microsoft.com/office/drawing/2016/ink" xmlns:am3d="http://schemas.microsoft.com/office/drawing/2017/model3d" xmlns:o="urn:schemas-microsoft-com:office:office" xmlns:oel="http://schemas.microsoft.com/office/2019/extlst" xmlns:r="http://schemas.openxmlformats.org/officeDocument/2006/relationships" xmlns:m="http://schemas.openxmlformats.org/officeDocument/2006/math" xmlns:v="urn:schemas-microsoft-com:vml" xmlns:wp14="http://schemas.microsoft.com/office/word/2010/wordprocessingDrawing" xmlns:wp="http://schemas.openxmlformats.org/drawingml/2006/wordprocessingDrawing" xmlns:w10="urn:schemas-microsoft-com:office:word" xmlns:w="http://schemas.openxmlformats.org/wordprocessingml/2006/main" xmlns:w14="http://schemas.microsoft.com/office/word/2010/wordml" xmlns:w15="http://schemas.microsoft.com/office/word/2012/wordml" xmlns:w16cex="http://schemas.microsoft.com/office/word/2018/wordml/cex" xmlns:w16cid="http://schemas.microsoft.com/office/word/2016/wordml/cid" xmlns:w16="http://schemas.microsoft.com/office/word/2018/wordml" xmlns:w16sdtdh="http://schemas.microsoft.com/office/word/2020/wordml/sdtdatahash" xmlns:w16se="http://schemas.microsoft.com/office/word/2015/wordml/symex" xmlns:wpg="http://schemas.microsoft.com/office/word/2010/wordprocessingGroup" xmlns:wpi="http://schemas.microsoft.com/office/word/2010/wordprocessingInk" xmlns:wne="http://schemas.microsoft.com/office/word/2006/wordml" xmlns:wps="http://schemas.microsoft.com/office/word/2010/wordprocessingShape" mc:Ignorable="w14 w15 w16se w16cid w16 w16cex w16sdtdh wp14">
   <w:body>
     <w:p>
       <w:r>
@@ -14,7 +14,7 @@
           <w:lang w:eastAsia="es-MX"/>
         </w:rPr>
         <w:drawing>
-          <wp:inline distT="0" distB="0" distL="0" distR="0" wp14:anchorId="7D4AEC28" wp14:editId="45CA623E">
+          <wp:inline distT="0" distB="0" distL="0" distR="0" wp14:anchorId="73534F46" wp14:editId="5E1530A1">
             <wp:extent cx="5612130" cy="3278505"/>
             <wp:effectExtent l="0" t="0" r="7620" b="0"/>
             <wp:docPr id="1" name="Imagen 1"/>
@@ -82,7 +82,7 @@
           <w:lang w:eastAsia="es-MX"/>
         </w:rPr>
         <w:drawing>
-          <wp:inline distT="0" distB="0" distL="0" distR="0" wp14:anchorId="324B6BDB" wp14:editId="313DCCF0">
+          <wp:inline distT="0" distB="0" distL="0" distR="0" wp14:anchorId="6DF78899" wp14:editId="4C4035F0">
             <wp:extent cx="5612130" cy="7355840"/>
             <wp:effectExtent l="0" t="0" r="7620" b="0"/>
             <wp:docPr id="2" name="Imagen 2"/>
@@ -123,15 +123,7 @@
     <w:p>
       <w:r>
         <w:lastRenderedPageBreak/>
-        <w:t>Mostrar las películas que pertenecen a la categoría “</w:t>
-      </w:r>
-      <w:proofErr w:type="spellStart"/>
-      <w:r>
-        <w:t>action</w:t>
-      </w:r>
-      <w:proofErr w:type="spellEnd"/>
-      <w:r>
-        <w:t>”</w:t>
+        <w:t>Mostrar las películas que pertenecen a la categoría “action”</w:t>
       </w:r>
     </w:p>
     <w:p>
@@ -141,7 +133,7 @@
           <w:lang w:eastAsia="es-MX"/>
         </w:rPr>
         <w:drawing>
-          <wp:inline distT="0" distB="0" distL="0" distR="0" wp14:anchorId="32A7DCD9" wp14:editId="0A688CA6">
+          <wp:inline distT="0" distB="0" distL="0" distR="0" wp14:anchorId="566228CE" wp14:editId="0EC440E7">
             <wp:extent cx="5612130" cy="3686175"/>
             <wp:effectExtent l="0" t="0" r="7620" b="9525"/>
             <wp:docPr id="3" name="Imagen 3"/>
@@ -189,7 +181,7 @@
           <w:lang w:eastAsia="es-MX"/>
         </w:rPr>
         <w:drawing>
-          <wp:inline distT="0" distB="0" distL="0" distR="0" wp14:anchorId="7F4B4609" wp14:editId="75F02CBB">
+          <wp:inline distT="0" distB="0" distL="0" distR="0" wp14:anchorId="19FA9E22" wp14:editId="3E914B61">
             <wp:extent cx="5612130" cy="3376295"/>
             <wp:effectExtent l="0" t="0" r="7620" b="0"/>
             <wp:docPr id="4" name="Imagen 4"/>
@@ -239,7 +231,7 @@
           <w:lang w:eastAsia="es-MX"/>
         </w:rPr>
         <w:drawing>
-          <wp:inline distT="0" distB="0" distL="0" distR="0" wp14:anchorId="497A2F0D" wp14:editId="12746E2C">
+          <wp:inline distT="0" distB="0" distL="0" distR="0" wp14:anchorId="67059796" wp14:editId="5C953D0B">
             <wp:extent cx="6153150" cy="4404257"/>
             <wp:effectExtent l="0" t="0" r="0" b="0"/>
             <wp:docPr id="5" name="Imagen 5"/>
@@ -300,7 +292,7 @@
           <w:lang w:eastAsia="es-MX"/>
         </w:rPr>
         <w:drawing>
-          <wp:inline distT="0" distB="0" distL="0" distR="0" wp14:anchorId="07984656" wp14:editId="100C14DB">
+          <wp:inline distT="0" distB="0" distL="0" distR="0" wp14:anchorId="6453A9E2" wp14:editId="78A9299A">
             <wp:extent cx="5612130" cy="3383280"/>
             <wp:effectExtent l="0" t="0" r="7620" b="7620"/>
             <wp:docPr id="6" name="Imagen 6"/>
@@ -343,8 +335,11 @@
     </w:p>
     <w:p>
       <w:r>
+        <w:rPr>
+          <w:noProof/>
+        </w:rPr>
         <w:drawing>
-          <wp:inline distT="0" distB="0" distL="0" distR="0" wp14:anchorId="4EC09711" wp14:editId="40B79FD9">
+          <wp:inline distT="0" distB="0" distL="0" distR="0" wp14:anchorId="0CADE55F" wp14:editId="06451AB3">
             <wp:extent cx="5612130" cy="1645920"/>
             <wp:effectExtent l="0" t="0" r="7620" b="0"/>
             <wp:docPr id="9" name="Imagen 9"/>
@@ -396,8 +391,11 @@
     </w:p>
     <w:p>
       <w:r>
+        <w:rPr>
+          <w:noProof/>
+        </w:rPr>
         <w:drawing>
-          <wp:inline distT="0" distB="0" distL="0" distR="0" wp14:anchorId="12FF8631" wp14:editId="62F25C58">
+          <wp:inline distT="0" distB="0" distL="0" distR="0" wp14:anchorId="241DE673" wp14:editId="2A1E7DB4">
             <wp:extent cx="5612130" cy="2783205"/>
             <wp:effectExtent l="0" t="0" r="7620" b="0"/>
             <wp:docPr id="8" name="Imagen 8"/>
@@ -435,18 +433,136 @@
     </w:p>
     <w:p>
       <w:r>
-        <w:t xml:space="preserve">Mostrar las 5 </w:t>
-      </w:r>
-      <w:proofErr w:type="spellStart"/>
-      <w:r>
-        <w:t>peliculas</w:t>
-      </w:r>
-      <w:proofErr w:type="spellEnd"/>
-      <w:r>
-        <w:t xml:space="preserve"> mas rentadas</w:t>
-      </w:r>
-      <w:bookmarkStart w:id="0" w:name="_GoBack"/>
-      <w:bookmarkEnd w:id="0"/>
+        <w:t>Mostrar las 5 peliculas mas rentadas</w:t>
+      </w:r>
+    </w:p>
+    <w:p>
+      <w:r>
+        <w:drawing>
+          <wp:inline distT="0" distB="0" distL="0" distR="0" wp14:anchorId="02BAD049" wp14:editId="58A967C4">
+            <wp:extent cx="5612130" cy="1433830"/>
+            <wp:effectExtent l="0" t="0" r="7620" b="0"/>
+            <wp:docPr id="7" name="Imagen 7"/>
+            <wp:cNvGraphicFramePr>
+              <a:graphicFrameLocks xmlns:a="http://schemas.openxmlformats.org/drawingml/2006/main" noChangeAspect="1"/>
+            </wp:cNvGraphicFramePr>
+            <a:graphic xmlns:a="http://schemas.openxmlformats.org/drawingml/2006/main">
+              <a:graphicData uri="http://schemas.openxmlformats.org/drawingml/2006/picture">
+                <pic:pic xmlns:pic="http://schemas.openxmlformats.org/drawingml/2006/picture">
+                  <pic:nvPicPr>
+                    <pic:cNvPr id="1" name=""/>
+                    <pic:cNvPicPr/>
+                  </pic:nvPicPr>
+                  <pic:blipFill>
+                    <a:blip r:embed="rId12"/>
+                    <a:stretch>
+                      <a:fillRect/>
+                    </a:stretch>
+                  </pic:blipFill>
+                  <pic:spPr>
+                    <a:xfrm>
+                      <a:off x="0" y="0"/>
+                      <a:ext cx="5612130" cy="1433830"/>
+                    </a:xfrm>
+                    <a:prstGeom prst="rect">
+                      <a:avLst/>
+                    </a:prstGeom>
+                  </pic:spPr>
+                </pic:pic>
+              </a:graphicData>
+            </a:graphic>
+          </wp:inline>
+        </w:drawing>
+      </w:r>
+    </w:p>
+    <w:p>
+      <w:r>
+        <w:t>Mostrar cuantas películas hay por idioma</w:t>
+      </w:r>
+    </w:p>
+    <w:p>
+      <w:r>
+        <w:drawing>
+          <wp:inline distT="0" distB="0" distL="0" distR="0" wp14:anchorId="36FB63C3" wp14:editId="0B7542CE">
+            <wp:extent cx="5612130" cy="1365885"/>
+            <wp:effectExtent l="0" t="0" r="7620" b="5715"/>
+            <wp:docPr id="10" name="Imagen 10"/>
+            <wp:cNvGraphicFramePr>
+              <a:graphicFrameLocks xmlns:a="http://schemas.openxmlformats.org/drawingml/2006/main" noChangeAspect="1"/>
+            </wp:cNvGraphicFramePr>
+            <a:graphic xmlns:a="http://schemas.openxmlformats.org/drawingml/2006/main">
+              <a:graphicData uri="http://schemas.openxmlformats.org/drawingml/2006/picture">
+                <pic:pic xmlns:pic="http://schemas.openxmlformats.org/drawingml/2006/picture">
+                  <pic:nvPicPr>
+                    <pic:cNvPr id="1" name=""/>
+                    <pic:cNvPicPr/>
+                  </pic:nvPicPr>
+                  <pic:blipFill>
+                    <a:blip r:embed="rId13"/>
+                    <a:stretch>
+                      <a:fillRect/>
+                    </a:stretch>
+                  </pic:blipFill>
+                  <pic:spPr>
+                    <a:xfrm>
+                      <a:off x="0" y="0"/>
+                      <a:ext cx="5612130" cy="1365885"/>
+                    </a:xfrm>
+                    <a:prstGeom prst="rect">
+                      <a:avLst/>
+                    </a:prstGeom>
+                  </pic:spPr>
+                </pic:pic>
+              </a:graphicData>
+            </a:graphic>
+          </wp:inline>
+        </w:drawing>
+      </w:r>
+    </w:p>
+    <w:p>
+      <w:r>
+        <w:t>Mostrar el total de rentas realizadas por el cliente</w:t>
+      </w:r>
+    </w:p>
+    <w:p>
+      <w:r>
+        <w:lastRenderedPageBreak/>
+        <w:drawing>
+          <wp:inline distT="0" distB="0" distL="0" distR="0" wp14:anchorId="6928E8AB" wp14:editId="3940FB28">
+            <wp:extent cx="5612130" cy="2929890"/>
+            <wp:effectExtent l="0" t="0" r="7620" b="3810"/>
+            <wp:docPr id="11" name="Imagen 11"/>
+            <wp:cNvGraphicFramePr>
+              <a:graphicFrameLocks xmlns:a="http://schemas.openxmlformats.org/drawingml/2006/main" noChangeAspect="1"/>
+            </wp:cNvGraphicFramePr>
+            <a:graphic xmlns:a="http://schemas.openxmlformats.org/drawingml/2006/main">
+              <a:graphicData uri="http://schemas.openxmlformats.org/drawingml/2006/picture">
+                <pic:pic xmlns:pic="http://schemas.openxmlformats.org/drawingml/2006/picture">
+                  <pic:nvPicPr>
+                    <pic:cNvPr id="1" name=""/>
+                    <pic:cNvPicPr/>
+                  </pic:nvPicPr>
+                  <pic:blipFill>
+                    <a:blip r:embed="rId14"/>
+                    <a:stretch>
+                      <a:fillRect/>
+                    </a:stretch>
+                  </pic:blipFill>
+                  <pic:spPr>
+                    <a:xfrm>
+                      <a:off x="0" y="0"/>
+                      <a:ext cx="5612130" cy="2929890"/>
+                    </a:xfrm>
+                    <a:prstGeom prst="rect">
+                      <a:avLst/>
+                    </a:prstGeom>
+                  </pic:spPr>
+                </pic:pic>
+              </a:graphicData>
+            </a:graphic>
+          </wp:inline>
+        </w:drawing>
+      </w:r>
     </w:p>
     <w:sectPr>
       <w:pgSz w:w="12240" w:h="15840"/>
@@ -459,7 +575,7 @@
 </file>
 
 <file path=word/styles.xml><?xml version="1.0" encoding="utf-8"?>
-<w:styles xmlns:mc="http://schemas.openxmlformats.org/markup-compatibility/2006" xmlns:r="http://schemas.openxmlformats.org/officeDocument/2006/relationships" xmlns:w="http://schemas.openxmlformats.org/wordprocessingml/2006/main" xmlns:w14="http://schemas.microsoft.com/office/word/2010/wordml" xmlns:w15="http://schemas.microsoft.com/office/word/2012/wordml" xmlns:w16se="http://schemas.microsoft.com/office/word/2015/wordml/symex" mc:Ignorable="w14 w15 w16se">
+<w:styles xmlns:mc="http://schemas.openxmlformats.org/markup-compatibility/2006" xmlns:r="http://schemas.openxmlformats.org/officeDocument/2006/relationships" xmlns:w="http://schemas.openxmlformats.org/wordprocessingml/2006/main" xmlns:w14="http://schemas.microsoft.com/office/word/2010/wordml" xmlns:w15="http://schemas.microsoft.com/office/word/2012/wordml" xmlns:w16cex="http://schemas.microsoft.com/office/word/2018/wordml/cex" xmlns:w16cid="http://schemas.microsoft.com/office/word/2016/wordml/cid" xmlns:w16="http://schemas.microsoft.com/office/word/2018/wordml" xmlns:w16sdtdh="http://schemas.microsoft.com/office/word/2020/wordml/sdtdatahash" xmlns:w16se="http://schemas.microsoft.com/office/word/2015/wordml/symex" mc:Ignorable="w14 w15 w16se w16cid w16 w16cex w16sdtdh">
   <w:docDefaults>
     <w:rPrDefault>
       <w:rPr>
@@ -475,7 +591,7 @@
       </w:pPr>
     </w:pPrDefault>
   </w:docDefaults>
-  <w:latentStyles w:defLockedState="0" w:defUIPriority="99" w:defSemiHidden="0" w:defUnhideWhenUsed="0" w:defQFormat="0" w:count="371">
+  <w:latentStyles w:defLockedState="0" w:defUIPriority="99" w:defSemiHidden="0" w:defUnhideWhenUsed="0" w:defQFormat="0" w:count="376">
     <w:lsdException w:name="Normal" w:uiPriority="0" w:qFormat="1"/>
     <w:lsdException w:name="heading 1" w:uiPriority="9" w:qFormat="1"/>
     <w:lsdException w:name="heading 2" w:semiHidden="1" w:uiPriority="9" w:unhideWhenUsed="1" w:qFormat="1"/>
@@ -847,6 +963,11 @@
     <w:lsdException w:name="List Table 5 Dark Accent 6" w:uiPriority="50"/>
     <w:lsdException w:name="List Table 6 Colorful Accent 6" w:uiPriority="51"/>
     <w:lsdException w:name="List Table 7 Colorful Accent 6" w:uiPriority="52"/>
+    <w:lsdException w:name="Mention" w:semiHidden="1" w:unhideWhenUsed="1"/>
+    <w:lsdException w:name="Smart Hyperlink" w:semiHidden="1" w:unhideWhenUsed="1"/>
+    <w:lsdException w:name="Hashtag" w:semiHidden="1" w:unhideWhenUsed="1"/>
+    <w:lsdException w:name="Unresolved Mention" w:semiHidden="1" w:unhideWhenUsed="1"/>
+    <w:lsdException w:name="Smart Link" w:semiHidden="1" w:unhideWhenUsed="1"/>
   </w:latentStyles>
   <w:style w:type="paragraph" w:default="1" w:styleId="Normal">
     <w:name w:val="Normal"/>
